--- a/Manual de implementación brit.docx
+++ b/Manual de implementación brit.docx
@@ -87,8 +87,6 @@
         </w:rPr>
         <w:t xml:space="preserve">Creado por: Brittany Valdez </w:t>
       </w:r>
-      <w:bookmarkStart w:id="0" w:name="_GoBack"/>
-      <w:bookmarkEnd w:id="0"/>
     </w:p>
     <w:p>
       <w:pPr>
@@ -485,7 +483,7 @@
                     </pic:cNvPicPr>
                   </pic:nvPicPr>
                   <pic:blipFill>
-                    <a:blip r:embed="rId6">
+                    <a:blip r:embed="rId7">
                       <a:extLst>
                         <a:ext uri="{28A0092B-C50C-407E-A947-70E740481C1C}">
                           <a14:useLocalDpi xmlns:a14="http://schemas.microsoft.com/office/drawing/2010/main" val="0"/>
@@ -535,12 +533,419 @@
           <w:szCs w:val="32"/>
           <w:lang w:val="es-ES"/>
         </w:rPr>
-        <w:lastRenderedPageBreak/>
         <w:t>Menú principal</w:t>
       </w:r>
     </w:p>
     <w:p>
       <w:pPr>
+        <w:pStyle w:val="Ttulo2"/>
+      </w:pPr>
+      <w:r>
+        <w:rPr>
+          <w:noProof/>
+        </w:rPr>
+        <w:drawing>
+          <wp:inline distT="0" distB="0" distL="0" distR="0" wp14:anchorId="6D5C8A31" wp14:editId="293A81B9">
+            <wp:extent cx="2428875" cy="2943225"/>
+            <wp:effectExtent l="0" t="0" r="9525" b="9525"/>
+            <wp:docPr id="2" name="Imagen 2"/>
+            <wp:cNvGraphicFramePr>
+              <a:graphicFrameLocks xmlns:a="http://schemas.openxmlformats.org/drawingml/2006/main" noChangeAspect="1"/>
+            </wp:cNvGraphicFramePr>
+            <a:graphic xmlns:a="http://schemas.openxmlformats.org/drawingml/2006/main">
+              <a:graphicData uri="http://schemas.openxmlformats.org/drawingml/2006/picture">
+                <pic:pic xmlns:pic="http://schemas.openxmlformats.org/drawingml/2006/picture">
+                  <pic:nvPicPr>
+                    <pic:cNvPr id="1" name=""/>
+                    <pic:cNvPicPr/>
+                  </pic:nvPicPr>
+                  <pic:blipFill rotWithShape="1">
+                    <a:blip r:embed="rId8"/>
+                    <a:srcRect l="26137" t="9900" r="30583" b="2696"/>
+                    <a:stretch/>
+                  </pic:blipFill>
+                  <pic:spPr bwMode="auto">
+                    <a:xfrm>
+                      <a:off x="0" y="0"/>
+                      <a:ext cx="2428875" cy="2943225"/>
+                    </a:xfrm>
+                    <a:prstGeom prst="rect">
+                      <a:avLst/>
+                    </a:prstGeom>
+                    <a:ln>
+                      <a:noFill/>
+                    </a:ln>
+                    <a:extLst>
+                      <a:ext uri="{53640926-AAD7-44D8-BBD7-CCE9431645EC}">
+                        <a14:shadowObscured xmlns:a14="http://schemas.microsoft.com/office/drawing/2010/main"/>
+                      </a:ext>
+                    </a:extLst>
+                  </pic:spPr>
+                </pic:pic>
+              </a:graphicData>
+            </a:graphic>
+          </wp:inline>
+        </w:drawing>
+      </w:r>
+      <w:r>
+        <w:rPr>
+          <w:rFonts w:ascii="Segoe UI Symbol" w:hAnsi="Segoe UI Symbol" w:cs="Segoe UI Symbol"/>
+        </w:rPr>
+        <w:t>📘</w:t>
+      </w:r>
+      <w:r>
+        <w:t xml:space="preserve"> Manual de Usuario</w:t>
+      </w:r>
+    </w:p>
+    <w:p>
+      <w:pPr>
+        <w:spacing w:before="100" w:beforeAutospacing="1" w:after="100" w:afterAutospacing="1" w:line="240" w:lineRule="auto"/>
+        <w:outlineLvl w:val="2"/>
+        <w:rPr>
+          <w:rFonts w:ascii="Times New Roman" w:eastAsia="Times New Roman" w:hAnsi="Times New Roman" w:cs="Times New Roman"/>
+          <w:b/>
+          <w:bCs/>
+          <w:sz w:val="27"/>
+          <w:szCs w:val="27"/>
+        </w:rPr>
+      </w:pPr>
+      <w:r>
+        <w:rPr>
+          <w:rFonts w:ascii="Times New Roman" w:eastAsia="Times New Roman" w:hAnsi="Times New Roman" w:cs="Times New Roman"/>
+          <w:b/>
+          <w:bCs/>
+          <w:sz w:val="27"/>
+          <w:szCs w:val="27"/>
+        </w:rPr>
+        <w:t>Pantalla Principal del Sistema Punto de Venta</w:t>
+      </w:r>
+    </w:p>
+    <w:p>
+      <w:pPr>
+        <w:spacing w:before="100" w:beforeAutospacing="1" w:after="100" w:afterAutospacing="1" w:line="240" w:lineRule="auto"/>
+        <w:rPr>
+          <w:rFonts w:ascii="Times New Roman" w:eastAsia="Times New Roman" w:hAnsi="Times New Roman" w:cs="Times New Roman"/>
+          <w:sz w:val="24"/>
+          <w:szCs w:val="24"/>
+        </w:rPr>
+      </w:pPr>
+      <w:r>
+        <w:rPr>
+          <w:rFonts w:ascii="Times New Roman" w:eastAsia="Times New Roman" w:hAnsi="Times New Roman" w:cs="Times New Roman"/>
+          <w:sz w:val="24"/>
+          <w:szCs w:val="24"/>
+        </w:rPr>
+        <w:t xml:space="preserve">Al iniciar el sistema, se muestra la </w:t>
+      </w:r>
+      <w:r>
+        <w:rPr>
+          <w:rFonts w:ascii="Times New Roman" w:eastAsia="Times New Roman" w:hAnsi="Times New Roman" w:cs="Times New Roman"/>
+          <w:b/>
+          <w:bCs/>
+          <w:sz w:val="24"/>
+          <w:szCs w:val="24"/>
+        </w:rPr>
+        <w:t>pantalla principal</w:t>
+      </w:r>
+      <w:r>
+        <w:rPr>
+          <w:rFonts w:ascii="Times New Roman" w:eastAsia="Times New Roman" w:hAnsi="Times New Roman" w:cs="Times New Roman"/>
+          <w:sz w:val="24"/>
+          <w:szCs w:val="24"/>
+        </w:rPr>
+        <w:t>, la cual funciona como el menú de acceso a los diferentes módulos del software. Esta interfaz ha sido diseñada de forma sencilla e intuitiva para facilitar su uso.</w:t>
+      </w:r>
+    </w:p>
+    <w:p>
+      <w:pPr>
+        <w:spacing w:before="100" w:beforeAutospacing="1" w:after="100" w:afterAutospacing="1" w:line="240" w:lineRule="auto"/>
+        <w:rPr>
+          <w:rFonts w:ascii="Times New Roman" w:eastAsia="Times New Roman" w:hAnsi="Times New Roman" w:cs="Times New Roman"/>
+          <w:sz w:val="24"/>
+          <w:szCs w:val="24"/>
+        </w:rPr>
+      </w:pPr>
+      <w:r>
+        <w:rPr>
+          <w:rFonts w:ascii="Times New Roman" w:eastAsia="Times New Roman" w:hAnsi="Times New Roman" w:cs="Times New Roman"/>
+          <w:sz w:val="24"/>
+          <w:szCs w:val="24"/>
+        </w:rPr>
+        <w:t xml:space="preserve">En la parte superior se visualiza el </w:t>
+      </w:r>
+      <w:r>
+        <w:rPr>
+          <w:rFonts w:ascii="Times New Roman" w:eastAsia="Times New Roman" w:hAnsi="Times New Roman" w:cs="Times New Roman"/>
+          <w:b/>
+          <w:bCs/>
+          <w:sz w:val="24"/>
+          <w:szCs w:val="24"/>
+        </w:rPr>
+        <w:t>logotipo del sistema</w:t>
+      </w:r>
+      <w:r>
+        <w:rPr>
+          <w:rFonts w:ascii="Times New Roman" w:eastAsia="Times New Roman" w:hAnsi="Times New Roman" w:cs="Times New Roman"/>
+          <w:sz w:val="24"/>
+          <w:szCs w:val="24"/>
+        </w:rPr>
+        <w:t>, que permite identificar el programa como un software de punto de venta.</w:t>
+      </w:r>
+    </w:p>
+    <w:p>
+      <w:pPr>
+        <w:spacing w:before="100" w:beforeAutospacing="1" w:after="100" w:afterAutospacing="1" w:line="240" w:lineRule="auto"/>
+        <w:rPr>
+          <w:rFonts w:ascii="Times New Roman" w:eastAsia="Times New Roman" w:hAnsi="Times New Roman" w:cs="Times New Roman"/>
+          <w:sz w:val="24"/>
+          <w:szCs w:val="24"/>
+        </w:rPr>
+      </w:pPr>
+      <w:r>
+        <w:rPr>
+          <w:rFonts w:ascii="Times New Roman" w:eastAsia="Times New Roman" w:hAnsi="Times New Roman" w:cs="Times New Roman"/>
+          <w:sz w:val="24"/>
+          <w:szCs w:val="24"/>
+        </w:rPr>
+        <w:t xml:space="preserve">Debajo del logotipo se encuentran los </w:t>
+      </w:r>
+      <w:r>
+        <w:rPr>
+          <w:rFonts w:ascii="Times New Roman" w:eastAsia="Times New Roman" w:hAnsi="Times New Roman" w:cs="Times New Roman"/>
+          <w:b/>
+          <w:bCs/>
+          <w:sz w:val="24"/>
+          <w:szCs w:val="24"/>
+        </w:rPr>
+        <w:t>botones principales</w:t>
+      </w:r>
+      <w:r>
+        <w:rPr>
+          <w:rFonts w:ascii="Times New Roman" w:eastAsia="Times New Roman" w:hAnsi="Times New Roman" w:cs="Times New Roman"/>
+          <w:sz w:val="24"/>
+          <w:szCs w:val="24"/>
+        </w:rPr>
+        <w:t>, los cuales permiten navegar entre las distintas funciones del sistema. Cada botón está identificado con texto claro y presenta un diseño en color negro con letras blancas para mejorar la visibilidad.</w:t>
+      </w:r>
+    </w:p>
+    <w:p>
+      <w:pPr>
+        <w:spacing w:before="100" w:beforeAutospacing="1" w:after="100" w:afterAutospacing="1" w:line="240" w:lineRule="auto"/>
+        <w:outlineLvl w:val="2"/>
+        <w:rPr>
+          <w:rFonts w:ascii="Times New Roman" w:eastAsia="Times New Roman" w:hAnsi="Times New Roman" w:cs="Times New Roman"/>
+          <w:b/>
+          <w:bCs/>
+          <w:sz w:val="27"/>
+          <w:szCs w:val="27"/>
+        </w:rPr>
+      </w:pPr>
+      <w:r>
+        <w:rPr>
+          <w:rFonts w:ascii="Segoe UI Symbol" w:eastAsia="Times New Roman" w:hAnsi="Segoe UI Symbol" w:cs="Segoe UI Symbol"/>
+          <w:b/>
+          <w:bCs/>
+          <w:sz w:val="27"/>
+          <w:szCs w:val="27"/>
+        </w:rPr>
+        <w:t>🔘</w:t>
+      </w:r>
+      <w:r>
+        <w:rPr>
+          <w:rFonts w:ascii="Times New Roman" w:eastAsia="Times New Roman" w:hAnsi="Times New Roman" w:cs="Times New Roman"/>
+          <w:b/>
+          <w:bCs/>
+          <w:sz w:val="27"/>
+          <w:szCs w:val="27"/>
+        </w:rPr>
+        <w:t xml:space="preserve"> Opciones disponibles</w:t>
+      </w:r>
+    </w:p>
+    <w:p>
+      <w:pPr>
+        <w:numPr>
+          <w:ilvl w:val="0"/>
+          <w:numId w:val="1"/>
+        </w:numPr>
+        <w:spacing w:before="100" w:beforeAutospacing="1" w:after="100" w:afterAutospacing="1" w:line="240" w:lineRule="auto"/>
+        <w:rPr>
+          <w:rFonts w:ascii="Times New Roman" w:eastAsia="Times New Roman" w:hAnsi="Times New Roman" w:cs="Times New Roman"/>
+          <w:sz w:val="24"/>
+          <w:szCs w:val="24"/>
+        </w:rPr>
+      </w:pPr>
+      <w:r>
+        <w:rPr>
+          <w:rFonts w:ascii="Times New Roman" w:eastAsia="Times New Roman" w:hAnsi="Times New Roman" w:cs="Times New Roman"/>
+          <w:b/>
+          <w:bCs/>
+          <w:sz w:val="24"/>
+          <w:szCs w:val="24"/>
+        </w:rPr>
+        <w:t>Registro de Productos</w:t>
+      </w:r>
+      <w:r>
+        <w:rPr>
+          <w:rFonts w:ascii="Times New Roman" w:eastAsia="Times New Roman" w:hAnsi="Times New Roman" w:cs="Times New Roman"/>
+          <w:sz w:val="24"/>
+          <w:szCs w:val="24"/>
+        </w:rPr>
+        <w:br/>
+        <w:t xml:space="preserve">Permite acceder al módulo donde se podrán agregar, modificar o consultar los productos disponibles en el sistema. </w:t>
+      </w:r>
+    </w:p>
+    <w:p>
+      <w:pPr>
+        <w:numPr>
+          <w:ilvl w:val="0"/>
+          <w:numId w:val="1"/>
+        </w:numPr>
+        <w:spacing w:before="100" w:beforeAutospacing="1" w:after="100" w:afterAutospacing="1" w:line="240" w:lineRule="auto"/>
+        <w:rPr>
+          <w:rFonts w:ascii="Times New Roman" w:eastAsia="Times New Roman" w:hAnsi="Times New Roman" w:cs="Times New Roman"/>
+          <w:sz w:val="24"/>
+          <w:szCs w:val="24"/>
+        </w:rPr>
+      </w:pPr>
+      <w:r>
+        <w:rPr>
+          <w:rFonts w:ascii="Times New Roman" w:eastAsia="Times New Roman" w:hAnsi="Times New Roman" w:cs="Times New Roman"/>
+          <w:b/>
+          <w:bCs/>
+          <w:sz w:val="24"/>
+          <w:szCs w:val="24"/>
+        </w:rPr>
+        <w:t>Registro de Ventas</w:t>
+      </w:r>
+      <w:r>
+        <w:rPr>
+          <w:rFonts w:ascii="Times New Roman" w:eastAsia="Times New Roman" w:hAnsi="Times New Roman" w:cs="Times New Roman"/>
+          <w:sz w:val="24"/>
+          <w:szCs w:val="24"/>
+        </w:rPr>
+        <w:br/>
+        <w:t xml:space="preserve">Dirige al apartado donde se realizan las ventas, registrando los productos vendidos y generando el control de las transacciones. </w:t>
+      </w:r>
+    </w:p>
+    <w:p>
+      <w:pPr>
+        <w:numPr>
+          <w:ilvl w:val="0"/>
+          <w:numId w:val="1"/>
+        </w:numPr>
+        <w:spacing w:before="100" w:beforeAutospacing="1" w:after="100" w:afterAutospacing="1" w:line="240" w:lineRule="auto"/>
+        <w:rPr>
+          <w:rFonts w:ascii="Times New Roman" w:eastAsia="Times New Roman" w:hAnsi="Times New Roman" w:cs="Times New Roman"/>
+          <w:sz w:val="24"/>
+          <w:szCs w:val="24"/>
+        </w:rPr>
+      </w:pPr>
+      <w:r>
+        <w:rPr>
+          <w:rFonts w:ascii="Times New Roman" w:eastAsia="Times New Roman" w:hAnsi="Times New Roman" w:cs="Times New Roman"/>
+          <w:b/>
+          <w:bCs/>
+          <w:sz w:val="24"/>
+          <w:szCs w:val="24"/>
+        </w:rPr>
+        <w:t>Reportes</w:t>
+      </w:r>
+      <w:r>
+        <w:rPr>
+          <w:rFonts w:ascii="Times New Roman" w:eastAsia="Times New Roman" w:hAnsi="Times New Roman" w:cs="Times New Roman"/>
+          <w:sz w:val="24"/>
+          <w:szCs w:val="24"/>
+        </w:rPr>
+        <w:br/>
+        <w:t xml:space="preserve">Permite consultar información resumida sobre las operaciones realizadas, como ventas o productos registrados. </w:t>
+      </w:r>
+    </w:p>
+    <w:p>
+      <w:pPr>
+        <w:numPr>
+          <w:ilvl w:val="0"/>
+          <w:numId w:val="1"/>
+        </w:numPr>
+        <w:spacing w:before="100" w:beforeAutospacing="1" w:after="100" w:afterAutospacing="1" w:line="240" w:lineRule="auto"/>
+        <w:rPr>
+          <w:rFonts w:ascii="Times New Roman" w:eastAsia="Times New Roman" w:hAnsi="Times New Roman" w:cs="Times New Roman"/>
+          <w:sz w:val="24"/>
+          <w:szCs w:val="24"/>
+        </w:rPr>
+      </w:pPr>
+      <w:r>
+        <w:rPr>
+          <w:rFonts w:ascii="Times New Roman" w:eastAsia="Times New Roman" w:hAnsi="Times New Roman" w:cs="Times New Roman"/>
+          <w:b/>
+          <w:bCs/>
+          <w:sz w:val="24"/>
+          <w:szCs w:val="24"/>
+        </w:rPr>
+        <w:t>Acerca de</w:t>
+      </w:r>
+      <w:r>
+        <w:rPr>
+          <w:rFonts w:ascii="Times New Roman" w:eastAsia="Times New Roman" w:hAnsi="Times New Roman" w:cs="Times New Roman"/>
+          <w:sz w:val="24"/>
+          <w:szCs w:val="24"/>
+        </w:rPr>
+        <w:br/>
+        <w:t xml:space="preserve">Muestra información general del sistema, incluyendo el nombre del proyecto, su propósito y la versión actual. </w:t>
+      </w:r>
+    </w:p>
+    <w:p>
+      <w:pPr>
+        <w:spacing w:before="100" w:beforeAutospacing="1" w:after="100" w:afterAutospacing="1" w:line="240" w:lineRule="auto"/>
+        <w:outlineLvl w:val="2"/>
+        <w:rPr>
+          <w:rFonts w:ascii="Times New Roman" w:eastAsia="Times New Roman" w:hAnsi="Times New Roman" w:cs="Times New Roman"/>
+          <w:b/>
+          <w:bCs/>
+          <w:sz w:val="27"/>
+          <w:szCs w:val="27"/>
+        </w:rPr>
+      </w:pPr>
+      <w:r>
+        <w:rPr>
+          <w:rFonts w:ascii="Segoe UI Symbol" w:eastAsia="Times New Roman" w:hAnsi="Segoe UI Symbol" w:cs="Segoe UI Symbol"/>
+          <w:b/>
+          <w:bCs/>
+          <w:sz w:val="27"/>
+          <w:szCs w:val="27"/>
+        </w:rPr>
+        <w:t>🖱</w:t>
+      </w:r>
+      <w:r>
+        <w:rPr>
+          <w:rFonts w:ascii="Times New Roman" w:eastAsia="Times New Roman" w:hAnsi="Times New Roman" w:cs="Times New Roman"/>
+          <w:b/>
+          <w:bCs/>
+          <w:sz w:val="27"/>
+          <w:szCs w:val="27"/>
+        </w:rPr>
+        <w:t>️ Uso básico</w:t>
+      </w:r>
+    </w:p>
+    <w:p>
+      <w:pPr>
+        <w:spacing w:before="100" w:beforeAutospacing="1" w:after="100" w:afterAutospacing="1" w:line="240" w:lineRule="auto"/>
+        <w:rPr>
+          <w:rFonts w:ascii="Times New Roman" w:eastAsia="Times New Roman" w:hAnsi="Times New Roman" w:cs="Times New Roman"/>
+          <w:sz w:val="24"/>
+          <w:szCs w:val="24"/>
+        </w:rPr>
+      </w:pPr>
+      <w:r>
+        <w:rPr>
+          <w:rFonts w:ascii="Times New Roman" w:eastAsia="Times New Roman" w:hAnsi="Times New Roman" w:cs="Times New Roman"/>
+          <w:sz w:val="24"/>
+          <w:szCs w:val="24"/>
+        </w:rPr>
+        <w:t>Para utilizar el sistema, el usuario únicamente debe hacer clic sobre el botón correspondiente a la función que desea utilizar. Cada botón abrirá su respectivo módulo.</w:t>
+      </w:r>
+    </w:p>
+    <w:p>
+      <w:pPr>
         <w:tabs>
           <w:tab w:val="left" w:pos="7905"/>
         </w:tabs>
@@ -551,6 +956,8 @@
           <w:lang w:val="es-ES"/>
         </w:rPr>
       </w:pPr>
+      <w:bookmarkStart w:id="0" w:name="_GoBack"/>
+      <w:bookmarkEnd w:id="0"/>
     </w:p>
     <w:p>
       <w:pPr>
@@ -852,10 +1259,10 @@
       </w:pPr>
     </w:p>
     <w:sectPr>
-      <w:headerReference w:type="even" r:id="rId7"/>
-      <w:headerReference w:type="default" r:id="rId8"/>
-      <w:footerReference w:type="default" r:id="rId9"/>
-      <w:headerReference w:type="first" r:id="rId10"/>
+      <w:headerReference w:type="even" r:id="rId9"/>
+      <w:headerReference w:type="default" r:id="rId10"/>
+      <w:footerReference w:type="default" r:id="rId11"/>
+      <w:headerReference w:type="first" r:id="rId12"/>
       <w:pgSz w:w="12240" w:h="15840"/>
       <w:pgMar w:top="1417" w:right="1701" w:bottom="1417" w:left="1701" w:header="708" w:footer="708" w:gutter="0"/>
       <w:cols w:space="708"/>
@@ -937,6 +1344,7 @@
             <w:dataBinding w:prefixMappings="xmlns:ns0='http://purl.org/dc/elements/1.1/' xmlns:ns1='http://schemas.openxmlformats.org/package/2006/metadata/core-properties' " w:xpath="/ns1:coreProperties[1]/ns0:creator[1]" w:storeItemID="{6C3C8BC8-F283-45AE-878A-BAB7291924A1}"/>
             <w:text/>
           </w:sdtPr>
+          <w:sdtEndPr/>
           <w:sdtContent>
             <w:p>
               <w:pPr>
@@ -1079,6 +1487,7 @@
         <v:shape id="PowerPlusWaterMarkObject2998063" o:spid="_x0000_s2050" type="#_x0000_t136" style="position:absolute;margin-left:0;margin-top:0;width:311.5pt;height:311.5pt;rotation:315;z-index:-251655168;mso-position-horizontal:center;mso-position-horizontal-relative:margin;mso-position-vertical:center;mso-position-vertical-relative:margin" o:allowincell="f" fillcolor="silver" stroked="f">
           <v:fill opacity=".5"/>
           <v:textpath style="font-family:&quot;Calibri&quot;;font-size:1pt" string="BRY"/>
+          <w10:wrap anchorx="margin" anchory="margin"/>
         </v:shape>
       </w:pict>
     </w:r>
@@ -1163,13 +1572,15 @@
               <w:dataBinding w:prefixMappings="xmlns:ns0='http://purl.org/dc/elements/1.1/' xmlns:ns1='http://schemas.openxmlformats.org/package/2006/metadata/core-properties' " w:xpath="/ns1:coreProperties[1]/ns0:title[1]" w:storeItemID="{6C3C8BC8-F283-45AE-878A-BAB7291924A1}"/>
               <w:text/>
             </w:sdtPr>
+            <w:sdtEndPr/>
             <w:sdtContent>
               <w:r>
                 <w:rPr>
                   <w:caps/>
                   <w:color w:val="FFFFFF" w:themeColor="background1"/>
+                  <w:lang w:val="es-MX"/>
                 </w:rPr>
-                <w:t xml:space="preserve">manual de implementacion </w:t>
+                <w:t>manual de implementacion</w:t>
               </w:r>
             </w:sdtContent>
           </w:sdt>
@@ -1213,6 +1624,7 @@
         <v:shape id="PowerPlusWaterMarkObject2998064" o:spid="_x0000_s2051" type="#_x0000_t136" style="position:absolute;margin-left:0;margin-top:0;width:311.5pt;height:311.5pt;rotation:315;z-index:-251653120;mso-position-horizontal:center;mso-position-horizontal-relative:margin;mso-position-vertical:center;mso-position-vertical-relative:margin" o:allowincell="f" fillcolor="silver" stroked="f">
           <v:fill opacity=".5"/>
           <v:textpath style="font-family:&quot;Calibri&quot;;font-size:1pt" string="BRY"/>
+          <w10:wrap anchorx="margin" anchory="margin"/>
         </v:shape>
       </w:pict>
     </w:r>
@@ -1258,11 +1670,169 @@
         <v:shape id="PowerPlusWaterMarkObject2998062" o:spid="_x0000_s2049" type="#_x0000_t136" style="position:absolute;margin-left:0;margin-top:0;width:311.5pt;height:311.5pt;rotation:315;z-index:-251657216;mso-position-horizontal:center;mso-position-horizontal-relative:margin;mso-position-vertical:center;mso-position-vertical-relative:margin" o:allowincell="f" fillcolor="silver" stroked="f">
           <v:fill opacity=".5"/>
           <v:textpath style="font-family:&quot;Calibri&quot;;font-size:1pt" string="BRY"/>
+          <w10:wrap anchorx="margin" anchory="margin"/>
         </v:shape>
       </w:pict>
     </w:r>
   </w:p>
 </w:hdr>
+</file>
+
+<file path=word/numbering.xml><?xml version="1.0" encoding="utf-8"?>
+<w:numbering xmlns:wpc="http://schemas.microsoft.com/office/word/2010/wordprocessingCanvas" xmlns:cx="http://schemas.microsoft.com/office/drawing/2014/chartex" xmlns:mc="http://schemas.openxmlformats.org/markup-compatibility/2006" xmlns:o="urn:schemas-microsoft-com:office:office" xmlns:r="http://schemas.openxmlformats.org/officeDocument/2006/relationships" xmlns:m="http://schemas.openxmlformats.org/officeDocument/2006/math" xmlns:v="urn:schemas-microsoft-com:vml" xmlns:wp14="http://schemas.microsoft.com/office/word/2010/wordprocessingDrawing" xmlns:wp="http://schemas.openxmlformats.org/drawingml/2006/wordprocessingDrawing" xmlns:w10="urn:schemas-microsoft-com:office:word" xmlns:w="http://schemas.openxmlformats.org/wordprocessingml/2006/main" xmlns:w14="http://schemas.microsoft.com/office/word/2010/wordml" xmlns:w15="http://schemas.microsoft.com/office/word/2012/wordml" xmlns:w16se="http://schemas.microsoft.com/office/word/2015/wordml/symex" xmlns:wpg="http://schemas.microsoft.com/office/word/2010/wordprocessingGroup" xmlns:wpi="http://schemas.microsoft.com/office/word/2010/wordprocessingInk" xmlns:wne="http://schemas.microsoft.com/office/word/2006/wordml" xmlns:wps="http://schemas.microsoft.com/office/word/2010/wordprocessingShape" mc:Ignorable="w14 w15 w16se wp14">
+  <w:abstractNum w:abstractNumId="0" w15:restartNumberingAfterBreak="0">
+    <w:nsid w:val="7AE563D0"/>
+    <w:multiLevelType w:val="multilevel"/>
+    <w:tmpl w:val="DFE26210"/>
+    <w:lvl w:ilvl="0">
+      <w:start w:val="1"/>
+      <w:numFmt w:val="bullet"/>
+      <w:lvlText w:val=""/>
+      <w:lvlJc w:val="left"/>
+      <w:pPr>
+        <w:tabs>
+          <w:tab w:val="num" w:pos="720"/>
+        </w:tabs>
+        <w:ind w:left="720" w:hanging="360"/>
+      </w:pPr>
+      <w:rPr>
+        <w:rFonts w:ascii="Symbol" w:hAnsi="Symbol" w:hint="default"/>
+        <w:sz w:val="20"/>
+      </w:rPr>
+    </w:lvl>
+    <w:lvl w:ilvl="1" w:tentative="1">
+      <w:start w:val="1"/>
+      <w:numFmt w:val="bullet"/>
+      <w:lvlText w:val="o"/>
+      <w:lvlJc w:val="left"/>
+      <w:pPr>
+        <w:tabs>
+          <w:tab w:val="num" w:pos="1440"/>
+        </w:tabs>
+        <w:ind w:left="1440" w:hanging="360"/>
+      </w:pPr>
+      <w:rPr>
+        <w:rFonts w:ascii="Courier New" w:hAnsi="Courier New" w:hint="default"/>
+        <w:sz w:val="20"/>
+      </w:rPr>
+    </w:lvl>
+    <w:lvl w:ilvl="2" w:tentative="1">
+      <w:start w:val="1"/>
+      <w:numFmt w:val="bullet"/>
+      <w:lvlText w:val=""/>
+      <w:lvlJc w:val="left"/>
+      <w:pPr>
+        <w:tabs>
+          <w:tab w:val="num" w:pos="2160"/>
+        </w:tabs>
+        <w:ind w:left="2160" w:hanging="360"/>
+      </w:pPr>
+      <w:rPr>
+        <w:rFonts w:ascii="Wingdings" w:hAnsi="Wingdings" w:hint="default"/>
+        <w:sz w:val="20"/>
+      </w:rPr>
+    </w:lvl>
+    <w:lvl w:ilvl="3" w:tentative="1">
+      <w:start w:val="1"/>
+      <w:numFmt w:val="bullet"/>
+      <w:lvlText w:val=""/>
+      <w:lvlJc w:val="left"/>
+      <w:pPr>
+        <w:tabs>
+          <w:tab w:val="num" w:pos="2880"/>
+        </w:tabs>
+        <w:ind w:left="2880" w:hanging="360"/>
+      </w:pPr>
+      <w:rPr>
+        <w:rFonts w:ascii="Wingdings" w:hAnsi="Wingdings" w:hint="default"/>
+        <w:sz w:val="20"/>
+      </w:rPr>
+    </w:lvl>
+    <w:lvl w:ilvl="4" w:tentative="1">
+      <w:start w:val="1"/>
+      <w:numFmt w:val="bullet"/>
+      <w:lvlText w:val=""/>
+      <w:lvlJc w:val="left"/>
+      <w:pPr>
+        <w:tabs>
+          <w:tab w:val="num" w:pos="3600"/>
+        </w:tabs>
+        <w:ind w:left="3600" w:hanging="360"/>
+      </w:pPr>
+      <w:rPr>
+        <w:rFonts w:ascii="Wingdings" w:hAnsi="Wingdings" w:hint="default"/>
+        <w:sz w:val="20"/>
+      </w:rPr>
+    </w:lvl>
+    <w:lvl w:ilvl="5" w:tentative="1">
+      <w:start w:val="1"/>
+      <w:numFmt w:val="bullet"/>
+      <w:lvlText w:val=""/>
+      <w:lvlJc w:val="left"/>
+      <w:pPr>
+        <w:tabs>
+          <w:tab w:val="num" w:pos="4320"/>
+        </w:tabs>
+        <w:ind w:left="4320" w:hanging="360"/>
+      </w:pPr>
+      <w:rPr>
+        <w:rFonts w:ascii="Wingdings" w:hAnsi="Wingdings" w:hint="default"/>
+        <w:sz w:val="20"/>
+      </w:rPr>
+    </w:lvl>
+    <w:lvl w:ilvl="6" w:tentative="1">
+      <w:start w:val="1"/>
+      <w:numFmt w:val="bullet"/>
+      <w:lvlText w:val=""/>
+      <w:lvlJc w:val="left"/>
+      <w:pPr>
+        <w:tabs>
+          <w:tab w:val="num" w:pos="5040"/>
+        </w:tabs>
+        <w:ind w:left="5040" w:hanging="360"/>
+      </w:pPr>
+      <w:rPr>
+        <w:rFonts w:ascii="Wingdings" w:hAnsi="Wingdings" w:hint="default"/>
+        <w:sz w:val="20"/>
+      </w:rPr>
+    </w:lvl>
+    <w:lvl w:ilvl="7" w:tentative="1">
+      <w:start w:val="1"/>
+      <w:numFmt w:val="bullet"/>
+      <w:lvlText w:val=""/>
+      <w:lvlJc w:val="left"/>
+      <w:pPr>
+        <w:tabs>
+          <w:tab w:val="num" w:pos="5760"/>
+        </w:tabs>
+        <w:ind w:left="5760" w:hanging="360"/>
+      </w:pPr>
+      <w:rPr>
+        <w:rFonts w:ascii="Wingdings" w:hAnsi="Wingdings" w:hint="default"/>
+        <w:sz w:val="20"/>
+      </w:rPr>
+    </w:lvl>
+    <w:lvl w:ilvl="8" w:tentative="1">
+      <w:start w:val="1"/>
+      <w:numFmt w:val="bullet"/>
+      <w:lvlText w:val=""/>
+      <w:lvlJc w:val="left"/>
+      <w:pPr>
+        <w:tabs>
+          <w:tab w:val="num" w:pos="6480"/>
+        </w:tabs>
+        <w:ind w:left="6480" w:hanging="360"/>
+      </w:pPr>
+      <w:rPr>
+        <w:rFonts w:ascii="Wingdings" w:hAnsi="Wingdings" w:hint="default"/>
+        <w:sz w:val="20"/>
+      </w:rPr>
+    </w:lvl>
+  </w:abstractNum>
+  <w:num w:numId="1">
+    <w:abstractNumId w:val="0"/>
+  </w:num>
+</w:numbering>
 </file>
 
 <file path=word/styles.xml><?xml version="1.0" encoding="utf-8"?>
@@ -1659,6 +2229,44 @@
     <w:name w:val="Normal"/>
     <w:qFormat/>
   </w:style>
+  <w:style w:type="paragraph" w:styleId="Ttulo2">
+    <w:name w:val="heading 2"/>
+    <w:basedOn w:val="Normal"/>
+    <w:link w:val="Ttulo2Car"/>
+    <w:uiPriority w:val="9"/>
+    <w:qFormat/>
+    <w:rsid w:val="00783AE0"/>
+    <w:pPr>
+      <w:spacing w:before="100" w:beforeAutospacing="1" w:after="100" w:afterAutospacing="1" w:line="240" w:lineRule="auto"/>
+      <w:outlineLvl w:val="1"/>
+    </w:pPr>
+    <w:rPr>
+      <w:rFonts w:ascii="Times New Roman" w:eastAsia="Times New Roman" w:hAnsi="Times New Roman" w:cs="Times New Roman"/>
+      <w:b/>
+      <w:bCs/>
+      <w:sz w:val="36"/>
+      <w:szCs w:val="36"/>
+    </w:rPr>
+  </w:style>
+  <w:style w:type="paragraph" w:styleId="Ttulo3">
+    <w:name w:val="heading 3"/>
+    <w:basedOn w:val="Normal"/>
+    <w:link w:val="Ttulo3Car"/>
+    <w:uiPriority w:val="9"/>
+    <w:qFormat/>
+    <w:rsid w:val="00783AE0"/>
+    <w:pPr>
+      <w:spacing w:before="100" w:beforeAutospacing="1" w:after="100" w:afterAutospacing="1" w:line="240" w:lineRule="auto"/>
+      <w:outlineLvl w:val="2"/>
+    </w:pPr>
+    <w:rPr>
+      <w:rFonts w:ascii="Times New Roman" w:eastAsia="Times New Roman" w:hAnsi="Times New Roman" w:cs="Times New Roman"/>
+      <w:b/>
+      <w:bCs/>
+      <w:sz w:val="27"/>
+      <w:szCs w:val="27"/>
+    </w:rPr>
+  </w:style>
   <w:style w:type="character" w:default="1" w:styleId="Fuentedeprrafopredeter">
     <w:name w:val="Default Paragraph Font"/>
     <w:uiPriority w:val="1"/>
@@ -1729,6 +2337,61 @@
     <w:link w:val="Piedepgina"/>
     <w:uiPriority w:val="99"/>
     <w:rsid w:val="000634E8"/>
+  </w:style>
+  <w:style w:type="character" w:customStyle="1" w:styleId="Ttulo2Car">
+    <w:name w:val="Título 2 Car"/>
+    <w:basedOn w:val="Fuentedeprrafopredeter"/>
+    <w:link w:val="Ttulo2"/>
+    <w:uiPriority w:val="9"/>
+    <w:rsid w:val="00783AE0"/>
+    <w:rPr>
+      <w:rFonts w:ascii="Times New Roman" w:eastAsia="Times New Roman" w:hAnsi="Times New Roman" w:cs="Times New Roman"/>
+      <w:b/>
+      <w:bCs/>
+      <w:sz w:val="36"/>
+      <w:szCs w:val="36"/>
+    </w:rPr>
+  </w:style>
+  <w:style w:type="character" w:customStyle="1" w:styleId="Ttulo3Car">
+    <w:name w:val="Título 3 Car"/>
+    <w:basedOn w:val="Fuentedeprrafopredeter"/>
+    <w:link w:val="Ttulo3"/>
+    <w:uiPriority w:val="9"/>
+    <w:rsid w:val="00783AE0"/>
+    <w:rPr>
+      <w:rFonts w:ascii="Times New Roman" w:eastAsia="Times New Roman" w:hAnsi="Times New Roman" w:cs="Times New Roman"/>
+      <w:b/>
+      <w:bCs/>
+      <w:sz w:val="27"/>
+      <w:szCs w:val="27"/>
+    </w:rPr>
+  </w:style>
+  <w:style w:type="paragraph" w:styleId="NormalWeb">
+    <w:name w:val="Normal (Web)"/>
+    <w:basedOn w:val="Normal"/>
+    <w:uiPriority w:val="99"/>
+    <w:semiHidden/>
+    <w:unhideWhenUsed/>
+    <w:rsid w:val="00783AE0"/>
+    <w:pPr>
+      <w:spacing w:before="100" w:beforeAutospacing="1" w:after="100" w:afterAutospacing="1" w:line="240" w:lineRule="auto"/>
+    </w:pPr>
+    <w:rPr>
+      <w:rFonts w:ascii="Times New Roman" w:eastAsia="Times New Roman" w:hAnsi="Times New Roman" w:cs="Times New Roman"/>
+      <w:sz w:val="24"/>
+      <w:szCs w:val="24"/>
+    </w:rPr>
+  </w:style>
+  <w:style w:type="character" w:styleId="Textoennegrita">
+    <w:name w:val="Strong"/>
+    <w:basedOn w:val="Fuentedeprrafopredeter"/>
+    <w:uiPriority w:val="22"/>
+    <w:qFormat/>
+    <w:rsid w:val="00783AE0"/>
+    <w:rPr>
+      <w:b/>
+      <w:bCs/>
+    </w:rPr>
   </w:style>
 </w:styles>
 </file>
@@ -1804,26 +2467,54 @@
 
 <file path=word/glossary/fontTable.xml><?xml version="1.0" encoding="utf-8"?>
 <w:fonts xmlns:mc="http://schemas.openxmlformats.org/markup-compatibility/2006" xmlns:r="http://schemas.openxmlformats.org/officeDocument/2006/relationships" xmlns:w="http://schemas.openxmlformats.org/wordprocessingml/2006/main" xmlns:w14="http://schemas.microsoft.com/office/word/2010/wordml" xmlns:w15="http://schemas.microsoft.com/office/word/2012/wordml" xmlns:w16se="http://schemas.microsoft.com/office/word/2015/wordml/symex" mc:Ignorable="w14 w15 w16se">
-  <w:font w:name="Calibri">
-    <w:panose1 w:val="020F0502020204030204"/>
-    <w:charset w:val="00"/>
-    <w:family w:val="swiss"/>
+  <w:font w:name="Symbol">
+    <w:panose1 w:val="05050102010706020507"/>
+    <w:charset w:val="02"/>
+    <w:family w:val="roman"/>
     <w:pitch w:val="variable"/>
-    <w:sig w:usb0="E0002AFF" w:usb1="4000ACFF" w:usb2="00000001" w:usb3="00000000" w:csb0="000001FF" w:csb1="00000000"/>
+    <w:sig w:usb0="00000000" w:usb1="10000000" w:usb2="00000000" w:usb3="00000000" w:csb0="80000000" w:csb1="00000000"/>
   </w:font>
   <w:font w:name="Times New Roman">
     <w:panose1 w:val="02020603050405020304"/>
     <w:charset w:val="00"/>
     <w:family w:val="roman"/>
     <w:pitch w:val="variable"/>
-    <w:sig w:usb0="E0002AFF" w:usb1="C0007843" w:usb2="00000009" w:usb3="00000000" w:csb0="000001FF" w:csb1="00000000"/>
+    <w:sig w:usb0="E0002EFF" w:usb1="C000785B" w:usb2="00000009" w:usb3="00000000" w:csb0="000001FF" w:csb1="00000000"/>
+  </w:font>
+  <w:font w:name="Courier New">
+    <w:panose1 w:val="02070309020205020404"/>
+    <w:charset w:val="00"/>
+    <w:family w:val="modern"/>
+    <w:pitch w:val="fixed"/>
+    <w:sig w:usb0="E0002EFF" w:usb1="C0007843" w:usb2="00000009" w:usb3="00000000" w:csb0="000001FF" w:csb1="00000000"/>
+  </w:font>
+  <w:font w:name="Wingdings">
+    <w:panose1 w:val="05000000000000000000"/>
+    <w:charset w:val="02"/>
+    <w:family w:val="auto"/>
+    <w:pitch w:val="variable"/>
+    <w:sig w:usb0="00000000" w:usb1="10000000" w:usb2="00000000" w:usb3="00000000" w:csb0="80000000" w:csb1="00000000"/>
+  </w:font>
+  <w:font w:name="Calibri">
+    <w:panose1 w:val="020F0502020204030204"/>
+    <w:charset w:val="00"/>
+    <w:family w:val="swiss"/>
+    <w:pitch w:val="variable"/>
+    <w:sig w:usb0="E4002EFF" w:usb1="C000247B" w:usb2="00000009" w:usb3="00000000" w:csb0="000001FF" w:csb1="00000000"/>
+  </w:font>
+  <w:font w:name="Segoe UI Symbol">
+    <w:panose1 w:val="020B0502040204020203"/>
+    <w:charset w:val="00"/>
+    <w:family w:val="swiss"/>
+    <w:pitch w:val="variable"/>
+    <w:sig w:usb0="800001E3" w:usb1="1200FFEF" w:usb2="00040000" w:usb3="00000000" w:csb0="00000001" w:csb1="00000000"/>
   </w:font>
   <w:font w:name="Calibri Light">
     <w:panose1 w:val="020F0302020204030204"/>
     <w:charset w:val="00"/>
     <w:family w:val="swiss"/>
     <w:pitch w:val="variable"/>
-    <w:sig w:usb0="A0002AEF" w:usb1="4000207B" w:usb2="00000000" w:usb3="00000000" w:csb0="000001FF" w:csb1="00000000"/>
+    <w:sig w:usb0="E4002EFF" w:usb1="C000247B" w:usb2="00000009" w:usb3="00000000" w:csb0="000001FF" w:csb1="00000000"/>
   </w:font>
 </w:fonts>
 </file>
@@ -1843,7 +2534,9 @@
   </w:compat>
   <w:rsids>
     <w:rsidRoot w:val="00A14E1B"/>
+    <w:rsid w:val="001B555F"/>
     <w:rsid w:val="004E6D34"/>
+    <w:rsid w:val="00514E90"/>
     <w:rsid w:val="00A14E1B"/>
   </w:rsids>
   <m:mathPr>
